--- a/lessions/0005_2.docx
+++ b/lessions/0005_2.docx
@@ -9,7 +9,7 @@
     </w:p>
     <w:p>
       <w:r>
-        <w:t>1: Số đếm (Canrdinal Numbers)</w:t>
+        <w:t>1: Số đếm (Cardinal Numbers)</w:t>
       </w:r>
     </w:p>
     <w:p>
@@ -21,7 +21,10 @@
     <w:p>
       <w:r>
         <w:tab/>
-        <w:t>2: tow</w:t>
+        <w:t>2: t</w:t>
+      </w:r>
+      <w:r>
+        <w:t>wo</w:t>
       </w:r>
     </w:p>
     <w:p>
@@ -90,7 +93,13 @@
         <w:ind w:left="720"/>
       </w:pPr>
       <w:r>
-        <w:t>11; eleven</w:t>
+        <w:t>11</w:t>
+      </w:r>
+      <w:r>
+        <w:t>:</w:t>
+      </w:r>
+      <w:r>
+        <w:t xml:space="preserve"> eleven</w:t>
       </w:r>
     </w:p>
     <w:p>
@@ -122,6 +131,14 @@
         <w:ind w:left="720"/>
       </w:pPr>
       <w:r>
+        <w:t>15: fifteen</w:t>
+      </w:r>
+    </w:p>
+    <w:p>
+      <w:pPr>
+        <w:ind w:left="720"/>
+      </w:pPr>
+      <w:r>
         <w:t>16: sixteen</w:t>
       </w:r>
     </w:p>
@@ -231,12 +248,12 @@
     </w:p>
     <w:p>
       <w:r>
+        <w:lastRenderedPageBreak/>
         <w:t>Bố sung:</w:t>
       </w:r>
     </w:p>
     <w:p>
       <w:r>
-        <w:lastRenderedPageBreak/>
         <w:tab/>
         <w:t>21: twenty – one</w:t>
       </w:r>
@@ -327,7 +344,13 @@
     </w:p>
     <w:p>
       <w:r>
-        <w:t>2.Số thứ tự (Canrdinal Numbers)</w:t>
+        <w:t>2.Số thứ tự (</w:t>
+      </w:r>
+      <w:r>
+        <w:t>Ordinal</w:t>
+      </w:r>
+      <w:r>
+        <w:t xml:space="preserve"> Numbers)</w:t>
       </w:r>
     </w:p>
     <w:p>
@@ -625,6 +648,7 @@
         <w:ind w:firstLine="720"/>
       </w:pPr>
       <w:r>
+        <w:lastRenderedPageBreak/>
         <w:t>70</w:t>
       </w:r>
       <w:r>
@@ -642,7 +666,6 @@
         <w:ind w:firstLine="720"/>
       </w:pPr>
       <w:r>
-        <w:lastRenderedPageBreak/>
         <w:t>80</w:t>
       </w:r>
       <w:r>
@@ -721,7 +744,13 @@
     </w:p>
     <w:p>
       <w:r>
-        <w:t>My birthday is on the twenty – fifth of December. (snh nhật của tôi là ngày 25 tháng 12)</w:t>
+        <w:t>My birthday is on the twenty – fifth of December. (s</w:t>
+      </w:r>
+      <w:r>
+        <w:t>i</w:t>
+      </w:r>
+      <w:r>
+        <w:t>nh nhật của tôi là ngày 25 tháng 12)</w:t>
       </w:r>
     </w:p>
     <w:p>
